--- a/DOC/SN/WIN-SN-A5S-MTCP-WiFi Datasheet.docx
+++ b/DOC/SN/WIN-SN-A5S-MTCP-WiFi Datasheet.docx
@@ -368,7 +368,23 @@
           <w:rFonts w:asciiTheme="minorHAnsi" w:hAnsiTheme="minorHAnsi" w:cstheme="minorHAnsi"/>
           <w:sz w:val="28"/>
         </w:rPr>
-        <w:t xml:space="preserve">Sensor (CH4/H2S/CO2/CO/NH3/PH3) </w:t>
+        <w:t>Sensor (CH4/H2S/CO2/CO/NH3/PH3</w:t>
+      </w:r>
+      <w:r>
+        <w:rPr>
+          <w:rStyle w:val="Strong"/>
+          <w:rFonts w:asciiTheme="minorHAnsi" w:hAnsiTheme="minorHAnsi" w:cstheme="minorHAnsi"/>
+          <w:sz w:val="28"/>
+        </w:rPr>
+        <w:t>/C2H4</w:t>
+      </w:r>
+      <w:r>
+        <w:rPr>
+          <w:rStyle w:val="Strong"/>
+          <w:rFonts w:asciiTheme="minorHAnsi" w:hAnsiTheme="minorHAnsi" w:cstheme="minorHAnsi"/>
+          <w:sz w:val="28"/>
+        </w:rPr>
+        <w:t xml:space="preserve">) </w:t>
       </w:r>
       <w:r>
         <w:rPr>
@@ -787,6 +803,11 @@
               <w14:uncheckedState w14:val="2610" w14:font="MS Gothic"/>
             </w14:checkbox>
           </w:sdtPr>
+          <w:sdtEndPr>
+            <w:rPr>
+              <w:rStyle w:val="Strong"/>
+            </w:rPr>
+          </w:sdtEndPr>
           <w:sdtContent>
             <w:tc>
               <w:tcPr>
@@ -1007,6 +1028,11 @@
               <w14:uncheckedState w14:val="2610" w14:font="MS Gothic"/>
             </w14:checkbox>
           </w:sdtPr>
+          <w:sdtEndPr>
+            <w:rPr>
+              <w:rStyle w:val="Strong"/>
+            </w:rPr>
+          </w:sdtEndPr>
           <w:sdtContent>
             <w:tc>
               <w:tcPr>
@@ -1252,6 +1278,11 @@
               <w14:uncheckedState w14:val="2610" w14:font="MS Gothic"/>
             </w14:checkbox>
           </w:sdtPr>
+          <w:sdtEndPr>
+            <w:rPr>
+              <w:rStyle w:val="Strong"/>
+            </w:rPr>
+          </w:sdtEndPr>
           <w:sdtContent>
             <w:tc>
               <w:tcPr>
@@ -1464,6 +1495,11 @@
               <w14:uncheckedState w14:val="2610" w14:font="MS Gothic"/>
             </w14:checkbox>
           </w:sdtPr>
+          <w:sdtEndPr>
+            <w:rPr>
+              <w:rStyle w:val="Strong"/>
+            </w:rPr>
+          </w:sdtEndPr>
           <w:sdtContent>
             <w:tc>
               <w:tcPr>
@@ -1680,6 +1716,11 @@
               <w14:uncheckedState w14:val="2610" w14:font="MS Gothic"/>
             </w14:checkbox>
           </w:sdtPr>
+          <w:sdtEndPr>
+            <w:rPr>
+              <w:rStyle w:val="Strong"/>
+            </w:rPr>
+          </w:sdtEndPr>
           <w:sdtContent>
             <w:tc>
               <w:tcPr>
@@ -1910,6 +1951,11 @@
               <w14:uncheckedState w14:val="2610" w14:font="MS Gothic"/>
             </w14:checkbox>
           </w:sdtPr>
+          <w:sdtEndPr>
+            <w:rPr>
+              <w:rStyle w:val="Strong"/>
+            </w:rPr>
+          </w:sdtEndPr>
           <w:sdtContent>
             <w:tc>
               <w:tcPr>
@@ -2105,6 +2151,287 @@
           </w:p>
         </w:tc>
       </w:tr>
+      <w:tr>
+        <w:trPr>
+          <w:cnfStyle w:val="000000100000" w:firstRow="0" w:lastRow="0" w:firstColumn="0" w:lastColumn="0" w:oddVBand="0" w:evenVBand="0" w:oddHBand="1" w:evenHBand="0" w:firstRowFirstColumn="0" w:firstRowLastColumn="0" w:lastRowFirstColumn="0" w:lastRowLastColumn="0"/>
+          <w:trHeight w:val="665"/>
+        </w:trPr>
+        <w:sdt>
+          <w:sdtPr>
+            <w:rPr>
+              <w:rStyle w:val="Strong"/>
+              <w:rFonts w:asciiTheme="minorHAnsi" w:hAnsiTheme="minorHAnsi" w:cstheme="minorHAnsi"/>
+              <w:color w:val="auto"/>
+              <w:sz w:val="32"/>
+              <w:szCs w:val="32"/>
+            </w:rPr>
+            <w:id w:val="-1855250332"/>
+            <w14:checkbox>
+              <w14:checked w14:val="0"/>
+              <w14:checkedState w14:val="2612" w14:font="MS Gothic"/>
+              <w14:uncheckedState w14:val="2610" w14:font="MS Gothic"/>
+            </w14:checkbox>
+          </w:sdtPr>
+          <w:sdtContent>
+            <w:tc>
+              <w:tcPr>
+                <w:cnfStyle w:val="001000000000" w:firstRow="0" w:lastRow="0" w:firstColumn="1" w:lastColumn="0" w:oddVBand="0" w:evenVBand="0" w:oddHBand="0" w:evenHBand="0" w:firstRowFirstColumn="0" w:firstRowLastColumn="0" w:lastRowFirstColumn="0" w:lastRowLastColumn="0"/>
+                <w:tcW w:w="567" w:type="dxa"/>
+                <w:vAlign w:val="center"/>
+              </w:tcPr>
+              <w:p>
+                <w:pPr>
+                  <w:jc w:val="center"/>
+                  <w:rPr>
+                    <w:rStyle w:val="Strong"/>
+                    <w:rFonts w:asciiTheme="minorHAnsi" w:hAnsiTheme="minorHAnsi" w:cstheme="minorHAnsi"/>
+                    <w:b/>
+                    <w:bCs/>
+                    <w:color w:val="auto"/>
+                    <w:sz w:val="32"/>
+                    <w:szCs w:val="32"/>
+                  </w:rPr>
+                </w:pPr>
+                <w:r>
+                  <w:rPr>
+                    <w:rStyle w:val="Strong"/>
+                    <w:rFonts w:ascii="MS Gothic" w:eastAsia="MS Gothic" w:hAnsi="MS Gothic" w:cstheme="minorHAnsi" w:hint="eastAsia"/>
+                    <w:color w:val="auto"/>
+                    <w:sz w:val="32"/>
+                    <w:szCs w:val="32"/>
+                  </w:rPr>
+                  <w:t>☐</w:t>
+                </w:r>
+              </w:p>
+            </w:tc>
+          </w:sdtContent>
+        </w:sdt>
+        <w:tc>
+          <w:tcPr>
+            <w:tcW w:w="567" w:type="dxa"/>
+            <w:vAlign w:val="center"/>
+          </w:tcPr>
+          <w:p>
+            <w:pPr>
+              <w:jc w:val="center"/>
+              <w:cnfStyle w:val="000000100000" w:firstRow="0" w:lastRow="0" w:firstColumn="0" w:lastColumn="0" w:oddVBand="0" w:evenVBand="0" w:oddHBand="1" w:evenHBand="0" w:firstRowFirstColumn="0" w:firstRowLastColumn="0" w:lastRowFirstColumn="0" w:lastRowLastColumn="0"/>
+              <w:rPr>
+                <w:rStyle w:val="Strong"/>
+                <w:rFonts w:asciiTheme="minorHAnsi" w:hAnsiTheme="minorHAnsi" w:cstheme="minorHAnsi"/>
+                <w:color w:val="auto"/>
+                <w:sz w:val="28"/>
+              </w:rPr>
+            </w:pPr>
+            <w:r>
+              <w:rPr>
+                <w:rStyle w:val="Strong"/>
+                <w:rFonts w:asciiTheme="minorHAnsi" w:hAnsiTheme="minorHAnsi" w:cstheme="minorHAnsi"/>
+                <w:color w:val="auto"/>
+                <w:sz w:val="28"/>
+              </w:rPr>
+              <w:t>g</w:t>
+            </w:r>
+          </w:p>
+        </w:tc>
+        <w:tc>
+          <w:tcPr>
+            <w:tcW w:w="1555" w:type="dxa"/>
+            <w:vAlign w:val="center"/>
+          </w:tcPr>
+          <w:p>
+            <w:pPr>
+              <w:jc w:val="center"/>
+              <w:cnfStyle w:val="000000100000" w:firstRow="0" w:lastRow="0" w:firstColumn="0" w:lastColumn="0" w:oddVBand="0" w:evenVBand="0" w:oddHBand="1" w:evenHBand="0" w:firstRowFirstColumn="0" w:firstRowLastColumn="0" w:lastRowFirstColumn="0" w:lastRowLastColumn="0"/>
+              <w:rPr>
+                <w:rStyle w:val="Strong"/>
+                <w:rFonts w:asciiTheme="minorHAnsi" w:hAnsiTheme="minorHAnsi" w:cstheme="minorHAnsi"/>
+                <w:color w:val="auto"/>
+                <w:sz w:val="28"/>
+              </w:rPr>
+            </w:pPr>
+            <w:r>
+              <w:rPr>
+                <w:rStyle w:val="Strong"/>
+                <w:rFonts w:asciiTheme="minorHAnsi" w:hAnsiTheme="minorHAnsi" w:cstheme="minorHAnsi"/>
+                <w:color w:val="auto"/>
+                <w:sz w:val="28"/>
+              </w:rPr>
+              <w:t>A-5S-</w:t>
+            </w:r>
+            <w:r>
+              <w:rPr>
+                <w:rStyle w:val="Strong"/>
+                <w:rFonts w:asciiTheme="minorHAnsi" w:hAnsiTheme="minorHAnsi" w:cstheme="minorHAnsi"/>
+                <w:color w:val="auto"/>
+                <w:sz w:val="28"/>
+              </w:rPr>
+              <w:t>C2</w:t>
+            </w:r>
+            <w:r>
+              <w:rPr>
+                <w:rStyle w:val="Strong"/>
+                <w:rFonts w:asciiTheme="minorHAnsi" w:hAnsiTheme="minorHAnsi" w:cstheme="minorHAnsi"/>
+                <w:color w:val="auto"/>
+                <w:sz w:val="28"/>
+              </w:rPr>
+              <w:t>H</w:t>
+            </w:r>
+            <w:r>
+              <w:rPr>
+                <w:rStyle w:val="Strong"/>
+                <w:rFonts w:asciiTheme="minorHAnsi" w:hAnsiTheme="minorHAnsi" w:cstheme="minorHAnsi"/>
+                <w:color w:val="auto"/>
+                <w:sz w:val="28"/>
+              </w:rPr>
+              <w:t>4</w:t>
+            </w:r>
+          </w:p>
+        </w:tc>
+        <w:tc>
+          <w:tcPr>
+            <w:tcW w:w="1559" w:type="dxa"/>
+            <w:vAlign w:val="center"/>
+          </w:tcPr>
+          <w:p>
+            <w:pPr>
+              <w:jc w:val="center"/>
+              <w:cnfStyle w:val="000000100000" w:firstRow="0" w:lastRow="0" w:firstColumn="0" w:lastColumn="0" w:oddVBand="0" w:evenVBand="0" w:oddHBand="1" w:evenHBand="0" w:firstRowFirstColumn="0" w:firstRowLastColumn="0" w:lastRowFirstColumn="0" w:lastRowLastColumn="0"/>
+              <w:rPr>
+                <w:rFonts w:asciiTheme="minorHAnsi" w:hAnsiTheme="minorHAnsi" w:cstheme="minorHAnsi"/>
+                <w:color w:val="auto"/>
+                <w:sz w:val="28"/>
+              </w:rPr>
+            </w:pPr>
+            <w:r>
+              <w:rPr>
+                <w:rFonts w:asciiTheme="minorHAnsi" w:hAnsiTheme="minorHAnsi" w:cstheme="minorHAnsi"/>
+                <w:color w:val="auto"/>
+                <w:sz w:val="28"/>
+              </w:rPr>
+              <w:t>C2</w:t>
+            </w:r>
+            <w:r>
+              <w:rPr>
+                <w:rFonts w:asciiTheme="minorHAnsi" w:hAnsiTheme="minorHAnsi" w:cstheme="minorHAnsi"/>
+                <w:color w:val="auto"/>
+                <w:sz w:val="28"/>
+              </w:rPr>
+              <w:t>H</w:t>
+            </w:r>
+            <w:r>
+              <w:rPr>
+                <w:rFonts w:asciiTheme="minorHAnsi" w:hAnsiTheme="minorHAnsi" w:cstheme="minorHAnsi"/>
+                <w:color w:val="auto"/>
+                <w:sz w:val="28"/>
+              </w:rPr>
+              <w:t>4</w:t>
+            </w:r>
+          </w:p>
+        </w:tc>
+        <w:tc>
+          <w:tcPr>
+            <w:tcW w:w="2268" w:type="dxa"/>
+            <w:vAlign w:val="center"/>
+          </w:tcPr>
+          <w:p>
+            <w:pPr>
+              <w:jc w:val="center"/>
+              <w:cnfStyle w:val="000000100000" w:firstRow="0" w:lastRow="0" w:firstColumn="0" w:lastColumn="0" w:oddVBand="0" w:evenVBand="0" w:oddHBand="1" w:evenHBand="0" w:firstRowFirstColumn="0" w:firstRowLastColumn="0" w:lastRowFirstColumn="0" w:lastRowLastColumn="0"/>
+              <w:rPr>
+                <w:rStyle w:val="Strong"/>
+                <w:rFonts w:asciiTheme="minorHAnsi" w:hAnsiTheme="minorHAnsi" w:cstheme="minorHAnsi"/>
+                <w:b w:val="0"/>
+                <w:color w:val="auto"/>
+                <w:sz w:val="28"/>
+              </w:rPr>
+            </w:pPr>
+            <w:r>
+              <w:rPr>
+                <w:rStyle w:val="Strong"/>
+                <w:rFonts w:asciiTheme="minorHAnsi" w:hAnsiTheme="minorHAnsi" w:cstheme="minorHAnsi"/>
+                <w:b w:val="0"/>
+                <w:color w:val="auto"/>
+                <w:sz w:val="28"/>
+              </w:rPr>
+              <w:t>0-</w:t>
+            </w:r>
+            <w:r>
+              <w:rPr>
+                <w:rStyle w:val="Strong"/>
+                <w:rFonts w:asciiTheme="minorHAnsi" w:hAnsiTheme="minorHAnsi" w:cstheme="minorHAnsi"/>
+                <w:b w:val="0"/>
+                <w:color w:val="auto"/>
+                <w:sz w:val="28"/>
+              </w:rPr>
+              <w:t>20</w:t>
+            </w:r>
+            <w:r>
+              <w:rPr>
+                <w:rStyle w:val="Strong"/>
+                <w:rFonts w:asciiTheme="minorHAnsi" w:hAnsiTheme="minorHAnsi" w:cstheme="minorHAnsi"/>
+                <w:b w:val="0"/>
+                <w:color w:val="auto"/>
+                <w:sz w:val="28"/>
+              </w:rPr>
+              <w:t xml:space="preserve"> ppm</w:t>
+            </w:r>
+          </w:p>
+        </w:tc>
+        <w:tc>
+          <w:tcPr>
+            <w:tcW w:w="1559" w:type="dxa"/>
+            <w:vAlign w:val="center"/>
+          </w:tcPr>
+          <w:p>
+            <w:pPr>
+              <w:jc w:val="center"/>
+              <w:cnfStyle w:val="000000100000" w:firstRow="0" w:lastRow="0" w:firstColumn="0" w:lastColumn="0" w:oddVBand="0" w:evenVBand="0" w:oddHBand="1" w:evenHBand="0" w:firstRowFirstColumn="0" w:firstRowLastColumn="0" w:lastRowFirstColumn="0" w:lastRowLastColumn="0"/>
+              <w:rPr>
+                <w:rFonts w:asciiTheme="minorHAnsi" w:hAnsiTheme="minorHAnsi" w:cstheme="minorHAnsi"/>
+                <w:color w:val="auto"/>
+                <w:sz w:val="28"/>
+              </w:rPr>
+            </w:pPr>
+            <w:r>
+              <w:rPr>
+                <w:rFonts w:asciiTheme="minorHAnsi" w:hAnsiTheme="minorHAnsi" w:cstheme="minorHAnsi"/>
+                <w:color w:val="auto"/>
+                <w:sz w:val="28"/>
+              </w:rPr>
+              <w:t>TCP/WiFi</w:t>
+            </w:r>
+          </w:p>
+        </w:tc>
+        <w:tc>
+          <w:tcPr>
+            <w:tcW w:w="1985" w:type="dxa"/>
+            <w:vAlign w:val="center"/>
+          </w:tcPr>
+          <w:p>
+            <w:pPr>
+              <w:jc w:val="center"/>
+              <w:cnfStyle w:val="000000100000" w:firstRow="0" w:lastRow="0" w:firstColumn="0" w:lastColumn="0" w:oddVBand="0" w:evenVBand="0" w:oddHBand="1" w:evenHBand="0" w:firstRowFirstColumn="0" w:firstRowLastColumn="0" w:lastRowFirstColumn="0" w:lastRowLastColumn="0"/>
+              <w:rPr>
+                <w:rStyle w:val="Strong"/>
+                <w:rFonts w:asciiTheme="minorHAnsi" w:hAnsiTheme="minorHAnsi" w:cstheme="minorHAnsi"/>
+                <w:b w:val="0"/>
+                <w:color w:val="auto"/>
+                <w:sz w:val="28"/>
+              </w:rPr>
+            </w:pPr>
+            <w:r>
+              <w:rPr>
+                <w:rStyle w:val="Strong"/>
+                <w:rFonts w:asciiTheme="minorHAnsi" w:hAnsiTheme="minorHAnsi" w:cstheme="minorHAnsi"/>
+                <w:b w:val="0"/>
+                <w:color w:val="auto"/>
+                <w:sz w:val="28"/>
+              </w:rPr>
+              <w:t>-20°C to +50°C</w:t>
+            </w:r>
+          </w:p>
+        </w:tc>
+      </w:tr>
     </w:tbl>
     <w:p>
       <w:pPr>
@@ -2237,6 +2564,7 @@
               <w14:uncheckedState w14:val="2610" w14:font="MS Gothic"/>
             </w14:checkbox>
           </w:sdtPr>
+          <w:sdtEndPr/>
           <w:sdtContent>
             <w:tc>
               <w:tcPr>
@@ -2322,6 +2650,7 @@
               <w14:uncheckedState w14:val="2610" w14:font="MS Gothic"/>
             </w14:checkbox>
           </w:sdtPr>
+          <w:sdtEndPr/>
           <w:sdtContent>
             <w:tc>
               <w:tcPr>
@@ -2401,6 +2730,7 @@
               <w14:uncheckedState w14:val="2610" w14:font="MS Gothic"/>
             </w14:checkbox>
           </w:sdtPr>
+          <w:sdtEndPr/>
           <w:sdtContent>
             <w:tc>
               <w:tcPr>
@@ -2842,6 +3172,7 @@
           <w:sz w:val="28"/>
           <w:szCs w:val="28"/>
         </w:rPr>
+        <w:lastRenderedPageBreak/>
         <w:t>Technology: Non-Dispersive Infrared (NDIR)</w:t>
       </w:r>
     </w:p>
@@ -2892,7 +3223,6 @@
           <w:color w:val="0070C0"/>
           <w:sz w:val="28"/>
         </w:rPr>
-        <w:lastRenderedPageBreak/>
         <w:t>NH3 Sensor</w:t>
       </w:r>
     </w:p>
@@ -3624,6 +3954,249 @@
     </w:p>
     <w:p>
       <w:pPr>
+        <w:pStyle w:val="ListParagraph"/>
+        <w:spacing w:line="276" w:lineRule="auto"/>
+        <w:ind w:left="1080"/>
+        <w:rPr>
+          <w:rFonts w:asciiTheme="minorHAnsi" w:hAnsiTheme="minorHAnsi" w:cstheme="minorHAnsi"/>
+          <w:sz w:val="28"/>
+          <w:szCs w:val="28"/>
+        </w:rPr>
+      </w:pPr>
+    </w:p>
+    <w:p>
+      <w:pPr>
+        <w:pStyle w:val="ListParagraph"/>
+        <w:numPr>
+          <w:ilvl w:val="0"/>
+          <w:numId w:val="26"/>
+        </w:numPr>
+        <w:spacing w:before="280" w:after="280" w:line="240" w:lineRule="auto"/>
+        <w:rPr>
+          <w:rFonts w:asciiTheme="minorHAnsi" w:hAnsiTheme="minorHAnsi" w:cstheme="minorHAnsi"/>
+          <w:b/>
+          <w:color w:val="0070C0"/>
+          <w:sz w:val="36"/>
+          <w:szCs w:val="28"/>
+          <w:u w:val="single"/>
+        </w:rPr>
+      </w:pPr>
+      <w:r>
+        <w:rPr>
+          <w:rFonts w:asciiTheme="minorHAnsi" w:hAnsiTheme="minorHAnsi" w:cstheme="minorHAnsi"/>
+          <w:b/>
+          <w:color w:val="0070C0"/>
+          <w:sz w:val="28"/>
+        </w:rPr>
+        <w:t>C2H4</w:t>
+      </w:r>
+      <w:r>
+        <w:rPr>
+          <w:rFonts w:asciiTheme="minorHAnsi" w:hAnsiTheme="minorHAnsi" w:cstheme="minorHAnsi"/>
+          <w:b/>
+          <w:color w:val="0070C0"/>
+          <w:sz w:val="28"/>
+        </w:rPr>
+        <w:t xml:space="preserve"> Sensor</w:t>
+      </w:r>
+    </w:p>
+    <w:p>
+      <w:pPr>
+        <w:pStyle w:val="ListParagraph"/>
+        <w:numPr>
+          <w:ilvl w:val="0"/>
+          <w:numId w:val="17"/>
+        </w:numPr>
+        <w:spacing w:line="276" w:lineRule="auto"/>
+        <w:rPr>
+          <w:rFonts w:asciiTheme="minorHAnsi" w:hAnsiTheme="minorHAnsi" w:cstheme="minorHAnsi"/>
+          <w:sz w:val="28"/>
+          <w:szCs w:val="28"/>
+        </w:rPr>
+      </w:pPr>
+      <w:r>
+        <w:rPr>
+          <w:rFonts w:asciiTheme="minorHAnsi" w:hAnsiTheme="minorHAnsi" w:cstheme="minorHAnsi"/>
+          <w:sz w:val="28"/>
+          <w:szCs w:val="28"/>
+        </w:rPr>
+        <w:t xml:space="preserve">Target Gas: </w:t>
+      </w:r>
+      <w:r>
+        <w:rPr>
+          <w:rFonts w:asciiTheme="minorHAnsi" w:hAnsiTheme="minorHAnsi" w:cstheme="minorHAnsi"/>
+          <w:sz w:val="28"/>
+          <w:szCs w:val="28"/>
+        </w:rPr>
+        <w:t>Ethylene (C2H4)</w:t>
+      </w:r>
+    </w:p>
+    <w:p>
+      <w:pPr>
+        <w:pStyle w:val="ListParagraph"/>
+        <w:numPr>
+          <w:ilvl w:val="0"/>
+          <w:numId w:val="17"/>
+        </w:numPr>
+        <w:spacing w:line="276" w:lineRule="auto"/>
+        <w:rPr>
+          <w:rFonts w:asciiTheme="minorHAnsi" w:hAnsiTheme="minorHAnsi" w:cstheme="minorHAnsi"/>
+          <w:sz w:val="28"/>
+          <w:szCs w:val="28"/>
+        </w:rPr>
+      </w:pPr>
+      <w:r>
+        <w:rPr>
+          <w:rFonts w:asciiTheme="minorHAnsi" w:hAnsiTheme="minorHAnsi" w:cstheme="minorHAnsi"/>
+          <w:sz w:val="28"/>
+          <w:szCs w:val="28"/>
+        </w:rPr>
+        <w:t xml:space="preserve">Detection Range: 0 to </w:t>
+      </w:r>
+      <w:r>
+        <w:rPr>
+          <w:rFonts w:asciiTheme="minorHAnsi" w:hAnsiTheme="minorHAnsi" w:cstheme="minorHAnsi"/>
+          <w:sz w:val="28"/>
+          <w:szCs w:val="28"/>
+        </w:rPr>
+        <w:t>20</w:t>
+      </w:r>
+      <w:r>
+        <w:rPr>
+          <w:rFonts w:asciiTheme="minorHAnsi" w:hAnsiTheme="minorHAnsi" w:cstheme="minorHAnsi"/>
+          <w:sz w:val="28"/>
+          <w:szCs w:val="28"/>
+        </w:rPr>
+        <w:t xml:space="preserve"> ppm</w:t>
+      </w:r>
+    </w:p>
+    <w:p>
+      <w:pPr>
+        <w:pStyle w:val="ListParagraph"/>
+        <w:numPr>
+          <w:ilvl w:val="0"/>
+          <w:numId w:val="17"/>
+        </w:numPr>
+        <w:spacing w:line="276" w:lineRule="auto"/>
+        <w:rPr>
+          <w:rFonts w:asciiTheme="minorHAnsi" w:hAnsiTheme="minorHAnsi" w:cstheme="minorHAnsi"/>
+          <w:sz w:val="28"/>
+          <w:szCs w:val="28"/>
+        </w:rPr>
+      </w:pPr>
+      <w:r>
+        <w:rPr>
+          <w:rFonts w:asciiTheme="minorHAnsi" w:hAnsiTheme="minorHAnsi" w:cstheme="minorHAnsi"/>
+          <w:sz w:val="28"/>
+          <w:szCs w:val="28"/>
+        </w:rPr>
+        <w:lastRenderedPageBreak/>
+        <w:t xml:space="preserve">Accuracy: </w:t>
+      </w:r>
+      <w:r>
+        <w:rPr>
+          <w:rFonts w:asciiTheme="minorHAnsi" w:hAnsiTheme="minorHAnsi" w:cstheme="minorHAnsi"/>
+          <w:sz w:val="28"/>
+          <w:szCs w:val="28"/>
+        </w:rPr>
+        <w:t>Resolution of 0.5 ppm (Zero drift 0~1 ppm)</w:t>
+      </w:r>
+    </w:p>
+    <w:p>
+      <w:pPr>
+        <w:pStyle w:val="ListParagraph"/>
+        <w:numPr>
+          <w:ilvl w:val="0"/>
+          <w:numId w:val="17"/>
+        </w:numPr>
+        <w:spacing w:line="276" w:lineRule="auto"/>
+        <w:rPr>
+          <w:rFonts w:asciiTheme="minorHAnsi" w:hAnsiTheme="minorHAnsi" w:cstheme="minorHAnsi"/>
+          <w:sz w:val="28"/>
+          <w:szCs w:val="28"/>
+        </w:rPr>
+      </w:pPr>
+      <w:r>
+        <w:rPr>
+          <w:rFonts w:asciiTheme="minorHAnsi" w:hAnsiTheme="minorHAnsi" w:cstheme="minorHAnsi"/>
+          <w:sz w:val="28"/>
+          <w:szCs w:val="28"/>
+        </w:rPr>
+        <w:t xml:space="preserve">Detection Accuracy: </w:t>
+      </w:r>
+      <w:r>
+        <w:rPr>
+          <w:rFonts w:asciiTheme="minorHAnsi" w:hAnsiTheme="minorHAnsi" w:cstheme="minorHAnsi"/>
+          <w:sz w:val="28"/>
+          <w:szCs w:val="28"/>
+        </w:rPr>
+        <w:t>Repeatability &lt; ±2% output signal</w:t>
+      </w:r>
+    </w:p>
+    <w:p>
+      <w:pPr>
+        <w:pStyle w:val="ListParagraph"/>
+        <w:numPr>
+          <w:ilvl w:val="0"/>
+          <w:numId w:val="17"/>
+        </w:numPr>
+        <w:spacing w:line="276" w:lineRule="auto"/>
+        <w:rPr>
+          <w:rFonts w:asciiTheme="minorHAnsi" w:hAnsiTheme="minorHAnsi" w:cstheme="minorHAnsi"/>
+          <w:sz w:val="28"/>
+          <w:szCs w:val="28"/>
+        </w:rPr>
+      </w:pPr>
+      <w:r>
+        <w:rPr>
+          <w:rFonts w:asciiTheme="minorHAnsi" w:hAnsiTheme="minorHAnsi" w:cstheme="minorHAnsi"/>
+          <w:sz w:val="28"/>
+          <w:szCs w:val="28"/>
+        </w:rPr>
+        <w:t xml:space="preserve">Technology: </w:t>
+      </w:r>
+      <w:r>
+        <w:rPr>
+          <w:rFonts w:asciiTheme="minorHAnsi" w:hAnsiTheme="minorHAnsi" w:cstheme="minorHAnsi"/>
+          <w:sz w:val="28"/>
+          <w:szCs w:val="28"/>
+        </w:rPr>
+        <w:t>3 Electrodes Electrochemical</w:t>
+      </w:r>
+    </w:p>
+    <w:p>
+      <w:pPr>
+        <w:pStyle w:val="ListParagraph"/>
+        <w:numPr>
+          <w:ilvl w:val="0"/>
+          <w:numId w:val="17"/>
+        </w:numPr>
+        <w:spacing w:line="276" w:lineRule="auto"/>
+        <w:rPr>
+          <w:rFonts w:asciiTheme="minorHAnsi" w:hAnsiTheme="minorHAnsi" w:cstheme="minorHAnsi"/>
+          <w:sz w:val="28"/>
+          <w:szCs w:val="28"/>
+        </w:rPr>
+      </w:pPr>
+      <w:r>
+        <w:rPr>
+          <w:rFonts w:asciiTheme="minorHAnsi" w:hAnsiTheme="minorHAnsi" w:cstheme="minorHAnsi"/>
+          <w:sz w:val="28"/>
+          <w:szCs w:val="28"/>
+        </w:rPr>
+        <w:t xml:space="preserve">Response Time: </w:t>
+      </w:r>
+      <w:r>
+        <w:rPr>
+          <w:rFonts w:asciiTheme="minorHAnsi" w:hAnsiTheme="minorHAnsi" w:cstheme="minorHAnsi"/>
+          <w:sz w:val="28"/>
+          <w:szCs w:val="28"/>
+        </w:rPr>
+        <w:t>Less than 90 seconds</w:t>
+      </w:r>
+    </w:p>
+    <w:p>
+      <w:pPr>
         <w:spacing w:line="276" w:lineRule="auto"/>
         <w:rPr>
           <w:rFonts w:asciiTheme="minorHAnsi" w:hAnsiTheme="minorHAnsi" w:cstheme="minorHAnsi"/>
@@ -3716,7 +4289,6 @@
           <w:sz w:val="28"/>
           <w:szCs w:val="28"/>
         </w:rPr>
-        <w:lastRenderedPageBreak/>
         <w:t xml:space="preserve">2. </w:t>
       </w:r>
       <w:r>
@@ -5094,6 +5666,22 @@
     <w:p>
       <w:pPr>
         <w:pStyle w:val="ListParagraph"/>
+        <w:spacing w:before="100" w:beforeAutospacing="1" w:after="100" w:afterAutospacing="1" w:line="240" w:lineRule="auto"/>
+        <w:ind w:left="1440"/>
+        <w:rPr>
+          <w:rFonts w:asciiTheme="minorHAnsi" w:eastAsia="Times New Roman" w:hAnsiTheme="minorHAnsi" w:cstheme="minorHAnsi"/>
+          <w:noProof/>
+          <w:color w:val="0070C0"/>
+          <w:sz w:val="28"/>
+          <w:szCs w:val="28"/>
+          <w:u w:val="single"/>
+          <w:lang w:val="en-IN" w:eastAsia="en-IN"/>
+        </w:rPr>
+      </w:pPr>
+    </w:p>
+    <w:p>
+      <w:pPr>
+        <w:pStyle w:val="ListParagraph"/>
         <w:numPr>
           <w:ilvl w:val="0"/>
           <w:numId w:val="7"/>
@@ -5356,6 +5944,7 @@
           <w:sz w:val="28"/>
           <w:szCs w:val="28"/>
         </w:rPr>
+        <w:lastRenderedPageBreak/>
         <w:t xml:space="preserve">Enter </w:t>
       </w:r>
       <w:r>
@@ -5439,7 +6028,6 @@
           <w:sz w:val="28"/>
           <w:szCs w:val="28"/>
         </w:rPr>
-        <w:lastRenderedPageBreak/>
         <w:t xml:space="preserve">Select the device mode as </w:t>
       </w:r>
       <w:r>
@@ -5907,6 +6495,7 @@
           <w:sz w:val="28"/>
           <w:szCs w:val="28"/>
         </w:rPr>
+        <w:lastRenderedPageBreak/>
         <w:t>A</w:t>
       </w:r>
       <w:r>
@@ -5983,7 +6572,6 @@
           <w:rFonts w:asciiTheme="minorHAnsi" w:hAnsiTheme="minorHAnsi" w:cstheme="minorHAnsi"/>
           <w:sz w:val="28"/>
         </w:rPr>
-        <w:lastRenderedPageBreak/>
         <w:t>Register 40001 contains</w:t>
       </w:r>
       <w:r>
@@ -5998,7 +6586,21 @@
           <w:rFonts w:asciiTheme="minorHAnsi" w:hAnsiTheme="minorHAnsi" w:cstheme="minorHAnsi"/>
           <w:sz w:val="28"/>
         </w:rPr>
-        <w:t>value corresponding to the connected sensor (CO/CO₂/NH₃/PH₃/H₂S/CH₄).</w:t>
+        <w:t>value corresponding to the connected sensor (CO/CO₂/NH₃/PH₃/H₂S/CH₄</w:t>
+      </w:r>
+      <w:r>
+        <w:rPr>
+          <w:rFonts w:asciiTheme="minorHAnsi" w:hAnsiTheme="minorHAnsi" w:cstheme="minorHAnsi"/>
+          <w:sz w:val="28"/>
+        </w:rPr>
+        <w:t>/C2H4</w:t>
+      </w:r>
+      <w:r>
+        <w:rPr>
+          <w:rFonts w:asciiTheme="minorHAnsi" w:hAnsiTheme="minorHAnsi" w:cstheme="minorHAnsi"/>
+          <w:sz w:val="28"/>
+        </w:rPr>
+        <w:t>).</w:t>
       </w:r>
     </w:p>
     <w:p>
@@ -6158,6 +6760,23 @@
         <w:spacing w:before="100" w:beforeAutospacing="1" w:after="100" w:afterAutospacing="1" w:line="240" w:lineRule="auto"/>
         <w:rPr>
           <w:rFonts w:asciiTheme="minorHAnsi" w:eastAsia="Times New Roman" w:hAnsiTheme="minorHAnsi" w:cstheme="minorHAnsi"/>
+          <w:b/>
+          <w:bCs/>
+          <w:color w:val="0070C0"/>
+          <w:sz w:val="28"/>
+          <w:szCs w:val="28"/>
+          <w:u w:val="single"/>
+        </w:rPr>
+      </w:pPr>
+    </w:p>
+    <w:p>
+      <w:pPr>
+        <w:tabs>
+          <w:tab w:val="left" w:pos="1335"/>
+        </w:tabs>
+        <w:spacing w:before="100" w:beforeAutospacing="1" w:after="100" w:afterAutospacing="1" w:line="240" w:lineRule="auto"/>
+        <w:rPr>
+          <w:rFonts w:asciiTheme="minorHAnsi" w:eastAsia="Times New Roman" w:hAnsiTheme="minorHAnsi" w:cstheme="minorHAnsi"/>
           <w:color w:val="auto"/>
           <w:sz w:val="28"/>
           <w:szCs w:val="28"/>
@@ -6175,12 +6794,6 @@
         </w:rPr>
         <w:t>Modbus Registers Mapping</w:t>
       </w:r>
-    </w:p>
-    <w:p>
-      <w:pPr>
-        <w:pStyle w:val="ListParagraph"/>
-        <w:jc w:val="center"/>
-      </w:pPr>
     </w:p>
     <w:p>
       <w:pPr>
@@ -7531,28 +8144,6 @@
         </w:tc>
       </w:tr>
     </w:tbl>
-    <w:p>
-      <w:pPr>
-        <w:spacing w:before="100" w:beforeAutospacing="1" w:after="100" w:afterAutospacing="1" w:line="240" w:lineRule="auto"/>
-        <w:rPr>
-          <w:rFonts w:asciiTheme="minorHAnsi" w:eastAsia="Times New Roman" w:hAnsiTheme="minorHAnsi" w:cstheme="minorHAnsi"/>
-          <w:color w:val="auto"/>
-          <w:sz w:val="28"/>
-          <w:szCs w:val="28"/>
-        </w:rPr>
-      </w:pPr>
-    </w:p>
-    <w:p>
-      <w:pPr>
-        <w:spacing w:before="100" w:beforeAutospacing="1" w:after="100" w:afterAutospacing="1" w:line="240" w:lineRule="auto"/>
-        <w:rPr>
-          <w:rFonts w:asciiTheme="minorHAnsi" w:eastAsia="Times New Roman" w:hAnsiTheme="minorHAnsi" w:cstheme="minorHAnsi"/>
-          <w:color w:val="auto"/>
-          <w:sz w:val="28"/>
-          <w:szCs w:val="28"/>
-        </w:rPr>
-      </w:pPr>
-    </w:p>
     <w:p>
       <w:pPr>
         <w:pStyle w:val="ListParagraph"/>
